--- a/01. Hồ sơ đạo đức đề cương - MẪU/Bảng kiểm đánh giá đạo đức.docx
+++ b/01. Hồ sơ đạo đức đề cương - MẪU/Bảng kiểm đánh giá đạo đức.docx
@@ -22,6 +22,11 @@
           <w:szCs w:val="26"/>
         </w:rPr>
         <w:tab/>
+        <w:tab/>
+        <w:tab/>
+        <w:tab/>
+        <w:tab/>
+        <w:t xml:space="preserve">                Ngày       tháng       năm {{NAM}}</w:t>
       </w:r>
       <w:r>
         <w:rPr>
@@ -30,7 +35,6 @@
           <w:sz w:val="26"/>
           <w:szCs w:val="26"/>
         </w:rPr>
-        <w:tab/>
       </w:r>
       <w:r>
         <w:rPr>
@@ -39,7 +43,6 @@
           <w:sz w:val="26"/>
           <w:szCs w:val="26"/>
         </w:rPr>
-        <w:tab/>
       </w:r>
       <w:r>
         <w:rPr>
@@ -48,7 +51,6 @@
           <w:sz w:val="26"/>
           <w:szCs w:val="26"/>
         </w:rPr>
-        <w:tab/>
       </w:r>
       <w:r>
         <w:rPr>
@@ -57,8 +59,6 @@
           <w:sz w:val="26"/>
           <w:szCs w:val="26"/>
         </w:rPr>
-        <w:tab/>
-        <w:t xml:space="preserve">   </w:t>
       </w:r>
       <w:r>
         <w:rPr>
@@ -67,7 +67,6 @@
           <w:sz w:val="26"/>
           <w:szCs w:val="26"/>
         </w:rPr>
-        <w:t xml:space="preserve">          </w:t>
       </w:r>
       <w:r>
         <w:rPr>
@@ -76,7 +75,6 @@
           <w:sz w:val="26"/>
           <w:szCs w:val="26"/>
         </w:rPr>
-        <w:t xml:space="preserve">   </w:t>
       </w:r>
       <w:r>
         <w:rPr>
@@ -85,7 +83,6 @@
           <w:sz w:val="26"/>
           <w:szCs w:val="26"/>
         </w:rPr>
-        <w:t xml:space="preserve">Ngày       tháng       năm </w:t>
       </w:r>
       <w:r>
         <w:rPr>
@@ -94,7 +91,6 @@
           <w:sz w:val="26"/>
           <w:szCs w:val="26"/>
         </w:rPr>
-        <w:t>2024</w:t>
       </w:r>
     </w:p>
     <w:p>
@@ -373,7 +369,7 @@
           <w:sz w:val="26"/>
           <w:szCs w:val="26"/>
         </w:rPr>
-        <w:t>Tên nghiên cứu:</w:t>
+        <w:t>Tên nghiên cứu: {{TEN_DE_TAI}}.</w:t>
       </w:r>
       <w:r>
         <w:rPr>
@@ -382,14 +378,12 @@
           <w:sz w:val="26"/>
           <w:szCs w:val="26"/>
         </w:rPr>
-        <w:t xml:space="preserve"> </w:t>
-      </w:r>
-      <w:r>
-        <w:rPr>
-          <w:sz w:val="26"/>
-          <w:szCs w:val="26"/>
-        </w:rPr>
-        <w:t>Đánh giá hiệu quả sản phẩm sữa dinh dưỡng pha sẵn KUN DOCTOR COLOSTRUM lên tình trạng dinh dưỡng, miễn dịch, tiêu hóa và giấc ngủ của trẻ từ 24 đến 72 tháng tuổi</w:t>
+      </w:r>
+      <w:r>
+        <w:rPr>
+          <w:sz w:val="26"/>
+          <w:szCs w:val="26"/>
+        </w:rPr>
       </w:r>
       <w:r>
         <w:rPr>
@@ -397,7 +391,6 @@
           <w:szCs w:val="26"/>
           <w:lang w:val="vi-VN"/>
         </w:rPr>
-        <w:t>.</w:t>
       </w:r>
     </w:p>
     <w:p>
@@ -440,7 +433,7 @@
           <w:sz w:val="26"/>
           <w:szCs w:val="26"/>
         </w:rPr>
-        <w:t>Chủ nhiệm đề tài:</w:t>
+        <w:t>Chủ nhiệm đề tài: {{CHU_NHIEM_HO_TEN}}</w:t>
       </w:r>
       <w:r>
         <w:rPr>
@@ -448,15 +441,13 @@
           <w:sz w:val="26"/>
           <w:szCs w:val="26"/>
         </w:rPr>
-        <w:t xml:space="preserve"> </w:t>
-      </w:r>
-      <w:r>
-        <w:rPr>
-          <w:bCs/>
-          <w:sz w:val="26"/>
-          <w:szCs w:val="26"/>
-        </w:rPr>
-        <w:t>Ts</w:t>
+      </w:r>
+      <w:r>
+        <w:rPr>
+          <w:bCs/>
+          <w:sz w:val="26"/>
+          <w:szCs w:val="26"/>
+        </w:rPr>
       </w:r>
       <w:r>
         <w:rPr>
@@ -465,7 +456,6 @@
           <w:szCs w:val="26"/>
           <w:lang w:val="vi-VN"/>
         </w:rPr>
-        <w:t>. Bs. Trương Hồng Sơn</w:t>
       </w:r>
     </w:p>
     <w:p>
@@ -517,7 +507,7 @@
           <w:szCs w:val="26"/>
           <w:lang w:val="vi-VN"/>
         </w:rPr>
-        <w:t>Đơn vị chủ trì</w:t>
+        <w:t>Đơn vị chủ trì: {{DON_VI_CHU_TRI}}</w:t>
       </w:r>
       <w:r>
         <w:rPr>
@@ -526,7 +516,6 @@
           <w:szCs w:val="26"/>
           <w:lang w:val="vi-VN"/>
         </w:rPr>
-        <w:t xml:space="preserve">: </w:t>
       </w:r>
       <w:r>
         <w:rPr>
@@ -535,7 +524,6 @@
           <w:szCs w:val="28"/>
           <w:lang w:val="vi-VN"/>
         </w:rPr>
-        <w:t>Viện</w:t>
       </w:r>
       <w:r>
         <w:rPr>
@@ -544,7 +532,6 @@
           <w:szCs w:val="28"/>
           <w:lang w:val="vi-VN"/>
         </w:rPr>
-        <w:t xml:space="preserve"> Y học ứng dụng Việt Nam</w:t>
       </w:r>
     </w:p>
     <w:p>

--- a/01. Hồ sơ đạo đức đề cương - MẪU/Bảng kiểm đánh giá đạo đức.docx
+++ b/01. Hồ sơ đạo đức đề cương - MẪU/Bảng kiểm đánh giá đạo đức.docx
@@ -1,6 +1,6 @@
 
 <file path=word/document.xml><?xml version="1.0" encoding="utf-8"?>
-<w:document xmlns:wpc="http://schemas.microsoft.com/office/word/2010/wordprocessingCanvas" xmlns:cx="http://schemas.microsoft.com/office/drawing/2014/chartex" xmlns:cx1="http://schemas.microsoft.com/office/drawing/2015/9/8/chartex" xmlns:cx2="http://schemas.microsoft.com/office/drawing/2015/10/21/chartex" xmlns:cx3="http://schemas.microsoft.com/office/drawing/2016/5/9/chartex" xmlns:cx4="http://schemas.microsoft.com/office/drawing/2016/5/10/chartex" xmlns:cx5="http://schemas.microsoft.com/office/drawing/2016/5/11/chartex" xmlns:cx6="http://schemas.microsoft.com/office/drawing/2016/5/12/chartex" xmlns:cx7="http://schemas.microsoft.com/office/drawing/2016/5/13/chartex" xmlns:cx8="http://schemas.microsoft.com/office/drawing/2016/5/14/chartex" xmlns:mc="http://schemas.openxmlformats.org/markup-compatibility/2006" xmlns:aink="http://schemas.microsoft.com/office/drawing/2016/ink" xmlns:am3d="http://schemas.microsoft.com/office/drawing/2017/model3d" xmlns:o="urn:schemas-microsoft-com:office:office" xmlns:oel="http://schemas.microsoft.com/office/2019/extlst" xmlns:r="http://schemas.openxmlformats.org/officeDocument/2006/relationships" xmlns:m="http://schemas.openxmlformats.org/officeDocument/2006/math" xmlns:v="urn:schemas-microsoft-com:vml" xmlns:wp14="http://schemas.microsoft.com/office/word/2010/wordprocessingDrawing" xmlns:wp="http://schemas.openxmlformats.org/drawingml/2006/wordprocessingDrawing" xmlns:w10="urn:schemas-microsoft-com:office:word" xmlns:w="http://schemas.openxmlformats.org/wordprocessingml/2006/main" xmlns:w14="http://schemas.microsoft.com/office/word/2010/wordml" xmlns:w15="http://schemas.microsoft.com/office/word/2012/wordml" xmlns:w16cei="http://schemas.microsoft.com/office/word/2026/wordml/cei" xmlns:w16cex="http://schemas.microsoft.com/office/word/2018/wordml/cex" xmlns:w16cid="http://schemas.microsoft.com/office/word/2016/wordml/cid" xmlns:w16="http://schemas.microsoft.com/office/word/2018/wordml" xmlns:w16du="http://schemas.microsoft.com/office/word/2023/wordml/word16du" xmlns:w16sdtdh="http://schemas.microsoft.com/office/word/2020/wordml/sdtdatahash" xmlns:w16sdtfl="http://schemas.microsoft.com/office/word/2024/wordml/sdtformatlock" xmlns:w16se="http://schemas.microsoft.com/office/word/2015/wordml/symex" xmlns:wpg="http://schemas.microsoft.com/office/word/2010/wordprocessingGroup" xmlns:wpi="http://schemas.microsoft.com/office/word/2010/wordprocessingInk" xmlns:wne="http://schemas.microsoft.com/office/word/2006/wordml" xmlns:wps="http://schemas.microsoft.com/office/word/2010/wordprocessingShape" mc:Ignorable="w14 w15 w16se w16cid w16 w16cex w16sdtdh w16sdtfl w16du wp14">
+<w:document xmlns:wpc="http://schemas.microsoft.com/office/word/2010/wordprocessingCanvas" xmlns:cx="http://schemas.microsoft.com/office/drawing/2014/chartex" xmlns:cx1="http://schemas.microsoft.com/office/drawing/2015/9/8/chartex" xmlns:cx2="http://schemas.microsoft.com/office/drawing/2015/10/21/chartex" xmlns:cx3="http://schemas.microsoft.com/office/drawing/2016/5/9/chartex" xmlns:cx4="http://schemas.microsoft.com/office/drawing/2016/5/10/chartex" xmlns:cx5="http://schemas.microsoft.com/office/drawing/2016/5/11/chartex" xmlns:cx6="http://schemas.microsoft.com/office/drawing/2016/5/12/chartex" xmlns:cx7="http://schemas.microsoft.com/office/drawing/2016/5/13/chartex" xmlns:cx8="http://schemas.microsoft.com/office/drawing/2016/5/14/chartex" xmlns:mc="http://schemas.openxmlformats.org/markup-compatibility/2006" xmlns:aink="http://schemas.microsoft.com/office/drawing/2016/ink" xmlns:am3d="http://schemas.microsoft.com/office/drawing/2017/model3d" xmlns:o="urn:schemas-microsoft-com:office:office" xmlns:oel="http://schemas.microsoft.com/office/2019/extlst" xmlns:r="http://schemas.openxmlformats.org/officeDocument/2006/relationships" xmlns:m="http://schemas.openxmlformats.org/officeDocument/2006/math" xmlns:v="urn:schemas-microsoft-com:vml" xmlns:wp14="http://schemas.microsoft.com/office/word/2010/wordprocessingDrawing" xmlns:wp="http://schemas.openxmlformats.org/drawingml/2006/wordprocessingDrawing" xmlns:w10="urn:schemas-microsoft-com:office:word" xmlns:w="http://schemas.openxmlformats.org/wordprocessingml/2006/main" xmlns:w14="http://schemas.microsoft.com/office/word/2010/wordml" xmlns:w15="http://schemas.microsoft.com/office/word/2012/wordml" xmlns:w16cex="http://schemas.microsoft.com/office/word/2018/wordml/cex" xmlns:w16cid="http://schemas.microsoft.com/office/word/2016/wordml/cid" xmlns:w16="http://schemas.microsoft.com/office/word/2018/wordml" xmlns:w16du="http://schemas.microsoft.com/office/word/2023/wordml/word16du" xmlns:w16sdtdh="http://schemas.microsoft.com/office/word/2020/wordml/sdtdatahash" xmlns:w16sdtfl="http://schemas.microsoft.com/office/word/2024/wordml/sdtformatlock" xmlns:w16se="http://schemas.microsoft.com/office/word/2015/wordml/symex" xmlns:wpg="http://schemas.microsoft.com/office/word/2010/wordprocessingGroup" xmlns:wpi="http://schemas.microsoft.com/office/word/2010/wordprocessingInk" xmlns:wne="http://schemas.microsoft.com/office/word/2006/wordml" xmlns:wps="http://schemas.microsoft.com/office/word/2010/wordprocessingShape" mc:Ignorable="w14 w15 w16se w16cid w16 w16cex w16sdtdh w16sdtfl w16du wp14">
   <w:body>
     <w:p>
       <w:pPr>
@@ -22,11 +22,43 @@
           <w:szCs w:val="26"/>
         </w:rPr>
         <w:tab/>
+      </w:r>
+      <w:r>
+        <w:rPr>
+          <w:b/>
+          <w:bCs/>
+          <w:sz w:val="26"/>
+          <w:szCs w:val="26"/>
+        </w:rPr>
         <w:tab/>
+      </w:r>
+      <w:r>
+        <w:rPr>
+          <w:b/>
+          <w:bCs/>
+          <w:sz w:val="26"/>
+          <w:szCs w:val="26"/>
+        </w:rPr>
         <w:tab/>
+      </w:r>
+      <w:r>
+        <w:rPr>
+          <w:b/>
+          <w:bCs/>
+          <w:sz w:val="26"/>
+          <w:szCs w:val="26"/>
+        </w:rPr>
         <w:tab/>
+      </w:r>
+      <w:r>
+        <w:rPr>
+          <w:b/>
+          <w:bCs/>
+          <w:sz w:val="26"/>
+          <w:szCs w:val="26"/>
+        </w:rPr>
         <w:tab/>
-        <w:t xml:space="preserve">                Ngày       tháng       năm {{NAM}}</w:t>
+        <w:t xml:space="preserve">   </w:t>
       </w:r>
       <w:r>
         <w:rPr>
@@ -35,6 +67,7 @@
           <w:sz w:val="26"/>
           <w:szCs w:val="26"/>
         </w:rPr>
+        <w:t xml:space="preserve">          </w:t>
       </w:r>
       <w:r>
         <w:rPr>
@@ -43,38 +76,7 @@
           <w:sz w:val="26"/>
           <w:szCs w:val="26"/>
         </w:rPr>
-      </w:r>
-      <w:r>
-        <w:rPr>
-          <w:b/>
-          <w:bCs/>
-          <w:sz w:val="26"/>
-          <w:szCs w:val="26"/>
-        </w:rPr>
-      </w:r>
-      <w:r>
-        <w:rPr>
-          <w:b/>
-          <w:bCs/>
-          <w:sz w:val="26"/>
-          <w:szCs w:val="26"/>
-        </w:rPr>
-      </w:r>
-      <w:r>
-        <w:rPr>
-          <w:b/>
-          <w:bCs/>
-          <w:sz w:val="26"/>
-          <w:szCs w:val="26"/>
-        </w:rPr>
-      </w:r>
-      <w:r>
-        <w:rPr>
-          <w:b/>
-          <w:bCs/>
-          <w:sz w:val="26"/>
-          <w:szCs w:val="26"/>
-        </w:rPr>
+        <w:t xml:space="preserve">   </w:t>
       </w:r>
       <w:r>
         <w:rPr>
@@ -83,6 +85,7 @@
           <w:sz w:val="26"/>
           <w:szCs w:val="26"/>
         </w:rPr>
+        <w:t xml:space="preserve">Ngày       tháng       năm </w:t>
       </w:r>
       <w:r>
         <w:rPr>
@@ -91,6 +94,7 @@
           <w:sz w:val="26"/>
           <w:szCs w:val="26"/>
         </w:rPr>
+        <w:t>{{NAM}}</w:t>
       </w:r>
     </w:p>
     <w:p>
@@ -369,7 +373,7 @@
           <w:sz w:val="26"/>
           <w:szCs w:val="26"/>
         </w:rPr>
-        <w:t>Tên nghiên cứu: {{TEN_DE_TAI}}.</w:t>
+        <w:t>Tên nghiên cứu:</w:t>
       </w:r>
       <w:r>
         <w:rPr>
@@ -378,12 +382,14 @@
           <w:sz w:val="26"/>
           <w:szCs w:val="26"/>
         </w:rPr>
-      </w:r>
-      <w:r>
-        <w:rPr>
-          <w:sz w:val="26"/>
-          <w:szCs w:val="26"/>
-        </w:rPr>
+        <w:t xml:space="preserve"> </w:t>
+      </w:r>
+      <w:r>
+        <w:rPr>
+          <w:sz w:val="26"/>
+          <w:szCs w:val="26"/>
+        </w:rPr>
+        <w:t>{{TEN_DE_TAI}}</w:t>
       </w:r>
       <w:r>
         <w:rPr>
@@ -391,6 +397,7 @@
           <w:szCs w:val="26"/>
           <w:lang w:val="vi-VN"/>
         </w:rPr>
+        <w:t>.</w:t>
       </w:r>
     </w:p>
     <w:p>
@@ -435,28 +442,6 @@
         </w:rPr>
         <w:t>Chủ nhiệm đề tài: {{CHU_NHIEM_HO_TEN}}</w:t>
       </w:r>
-      <w:r>
-        <w:rPr>
-          <w:b/>
-          <w:sz w:val="26"/>
-          <w:szCs w:val="26"/>
-        </w:rPr>
-      </w:r>
-      <w:r>
-        <w:rPr>
-          <w:bCs/>
-          <w:sz w:val="26"/>
-          <w:szCs w:val="26"/>
-        </w:rPr>
-      </w:r>
-      <w:r>
-        <w:rPr>
-          <w:bCs/>
-          <w:sz w:val="26"/>
-          <w:szCs w:val="26"/>
-          <w:lang w:val="vi-VN"/>
-        </w:rPr>
-      </w:r>
     </w:p>
     <w:p>
       <w:pPr>
@@ -508,30 +493,6 @@
           <w:lang w:val="vi-VN"/>
         </w:rPr>
         <w:t>Đơn vị chủ trì: {{DON_VI_CHU_TRI}}</w:t>
-      </w:r>
-      <w:r>
-        <w:rPr>
-          <w:b/>
-          <w:sz w:val="26"/>
-          <w:szCs w:val="26"/>
-          <w:lang w:val="vi-VN"/>
-        </w:rPr>
-      </w:r>
-      <w:r>
-        <w:rPr>
-          <w:i/>
-          <w:sz w:val="26"/>
-          <w:szCs w:val="28"/>
-          <w:lang w:val="vi-VN"/>
-        </w:rPr>
-      </w:r>
-      <w:r>
-        <w:rPr>
-          <w:i/>
-          <w:sz w:val="26"/>
-          <w:szCs w:val="28"/>
-          <w:lang w:val="vi-VN"/>
-        </w:rPr>
       </w:r>
     </w:p>
     <w:p>
@@ -584,6 +545,9 @@
         <w:instrText xml:space="preserve"> FORMCHECKBOX </w:instrText>
       </w:r>
       <w:r>
+        <w:fldChar w:fldCharType="separate"/>
+      </w:r>
+      <w:r>
         <w:fldChar w:fldCharType="end"/>
       </w:r>
       <w:bookmarkEnd w:id="0"/>
@@ -665,6 +629,13 @@
           <w:sz w:val="26"/>
           <w:szCs w:val="26"/>
         </w:rPr>
+      </w:r>
+      <w:r>
+        <w:rPr>
+          <w:sz w:val="26"/>
+          <w:szCs w:val="26"/>
+        </w:rPr>
+        <w:fldChar w:fldCharType="separate"/>
       </w:r>
       <w:r>
         <w:rPr>
@@ -1012,6 +983,13 @@
                 <w:sz w:val="26"/>
                 <w:szCs w:val="26"/>
               </w:rPr>
+              <w:fldChar w:fldCharType="separate"/>
+            </w:r>
+            <w:r>
+              <w:rPr>
+                <w:sz w:val="26"/>
+                <w:szCs w:val="26"/>
+              </w:rPr>
               <w:fldChar w:fldCharType="end"/>
             </w:r>
             <w:r>
@@ -1058,6 +1036,13 @@
                 <w:sz w:val="26"/>
                 <w:szCs w:val="26"/>
               </w:rPr>
+              <w:fldChar w:fldCharType="separate"/>
+            </w:r>
+            <w:r>
+              <w:rPr>
+                <w:sz w:val="26"/>
+                <w:szCs w:val="26"/>
+              </w:rPr>
               <w:fldChar w:fldCharType="end"/>
             </w:r>
             <w:r>
@@ -1114,6 +1099,13 @@
                 <w:sz w:val="26"/>
                 <w:szCs w:val="26"/>
               </w:rPr>
+              <w:fldChar w:fldCharType="separate"/>
+            </w:r>
+            <w:r>
+              <w:rPr>
+                <w:sz w:val="26"/>
+                <w:szCs w:val="26"/>
+              </w:rPr>
               <w:fldChar w:fldCharType="end"/>
             </w:r>
             <w:r>
@@ -1288,6 +1280,13 @@
                 <w:sz w:val="26"/>
                 <w:szCs w:val="26"/>
               </w:rPr>
+              <w:fldChar w:fldCharType="separate"/>
+            </w:r>
+            <w:r>
+              <w:rPr>
+                <w:sz w:val="26"/>
+                <w:szCs w:val="26"/>
+              </w:rPr>
               <w:fldChar w:fldCharType="end"/>
             </w:r>
             <w:r>
@@ -1334,6 +1333,13 @@
                 <w:sz w:val="26"/>
                 <w:szCs w:val="26"/>
               </w:rPr>
+              <w:fldChar w:fldCharType="separate"/>
+            </w:r>
+            <w:r>
+              <w:rPr>
+                <w:sz w:val="26"/>
+                <w:szCs w:val="26"/>
+              </w:rPr>
               <w:fldChar w:fldCharType="end"/>
             </w:r>
             <w:r>
@@ -1391,6 +1397,13 @@
                 <w:sz w:val="26"/>
                 <w:szCs w:val="26"/>
               </w:rPr>
+              <w:fldChar w:fldCharType="separate"/>
+            </w:r>
+            <w:r>
+              <w:rPr>
+                <w:sz w:val="26"/>
+                <w:szCs w:val="26"/>
+              </w:rPr>
               <w:fldChar w:fldCharType="end"/>
             </w:r>
             <w:r>
@@ -1565,6 +1578,13 @@
                 <w:sz w:val="26"/>
                 <w:szCs w:val="26"/>
               </w:rPr>
+              <w:fldChar w:fldCharType="separate"/>
+            </w:r>
+            <w:r>
+              <w:rPr>
+                <w:sz w:val="26"/>
+                <w:szCs w:val="26"/>
+              </w:rPr>
               <w:fldChar w:fldCharType="end"/>
             </w:r>
             <w:r>
@@ -1611,6 +1631,13 @@
                 <w:sz w:val="26"/>
                 <w:szCs w:val="26"/>
               </w:rPr>
+              <w:fldChar w:fldCharType="separate"/>
+            </w:r>
+            <w:r>
+              <w:rPr>
+                <w:sz w:val="26"/>
+                <w:szCs w:val="26"/>
+              </w:rPr>
               <w:fldChar w:fldCharType="end"/>
             </w:r>
             <w:r>
@@ -1667,6 +1694,13 @@
                 <w:sz w:val="26"/>
                 <w:szCs w:val="26"/>
               </w:rPr>
+              <w:fldChar w:fldCharType="separate"/>
+            </w:r>
+            <w:r>
+              <w:rPr>
+                <w:sz w:val="26"/>
+                <w:szCs w:val="26"/>
+              </w:rPr>
               <w:fldChar w:fldCharType="end"/>
             </w:r>
             <w:r>
@@ -1889,6 +1923,13 @@
                 <w:sz w:val="26"/>
                 <w:szCs w:val="26"/>
               </w:rPr>
+              <w:fldChar w:fldCharType="separate"/>
+            </w:r>
+            <w:r>
+              <w:rPr>
+                <w:sz w:val="26"/>
+                <w:szCs w:val="26"/>
+              </w:rPr>
               <w:fldChar w:fldCharType="end"/>
             </w:r>
             <w:r>
@@ -1935,6 +1976,13 @@
                 <w:sz w:val="26"/>
                 <w:szCs w:val="26"/>
               </w:rPr>
+              <w:fldChar w:fldCharType="separate"/>
+            </w:r>
+            <w:r>
+              <w:rPr>
+                <w:sz w:val="26"/>
+                <w:szCs w:val="26"/>
+              </w:rPr>
               <w:fldChar w:fldCharType="end"/>
             </w:r>
             <w:r>
@@ -1991,6 +2039,13 @@
                 <w:sz w:val="26"/>
                 <w:szCs w:val="26"/>
               </w:rPr>
+              <w:fldChar w:fldCharType="separate"/>
+            </w:r>
+            <w:r>
+              <w:rPr>
+                <w:sz w:val="26"/>
+                <w:szCs w:val="26"/>
+              </w:rPr>
               <w:fldChar w:fldCharType="end"/>
             </w:r>
             <w:r>
@@ -2156,6 +2211,13 @@
                 <w:sz w:val="26"/>
                 <w:szCs w:val="26"/>
               </w:rPr>
+              <w:fldChar w:fldCharType="separate"/>
+            </w:r>
+            <w:r>
+              <w:rPr>
+                <w:sz w:val="26"/>
+                <w:szCs w:val="26"/>
+              </w:rPr>
               <w:fldChar w:fldCharType="end"/>
             </w:r>
             <w:r>
@@ -2200,6 +2262,13 @@
                 <w:sz w:val="26"/>
                 <w:szCs w:val="26"/>
               </w:rPr>
+              <w:fldChar w:fldCharType="separate"/>
+            </w:r>
+            <w:r>
+              <w:rPr>
+                <w:sz w:val="26"/>
+                <w:szCs w:val="26"/>
+              </w:rPr>
               <w:fldChar w:fldCharType="end"/>
             </w:r>
             <w:r>
@@ -2253,6 +2322,13 @@
                 <w:sz w:val="26"/>
                 <w:szCs w:val="26"/>
               </w:rPr>
+              <w:fldChar w:fldCharType="separate"/>
+            </w:r>
+            <w:r>
+              <w:rPr>
+                <w:sz w:val="26"/>
+                <w:szCs w:val="26"/>
+              </w:rPr>
               <w:fldChar w:fldCharType="end"/>
             </w:r>
             <w:r>
@@ -2380,6 +2456,13 @@
                 <w:sz w:val="26"/>
                 <w:szCs w:val="26"/>
               </w:rPr>
+              <w:fldChar w:fldCharType="separate"/>
+            </w:r>
+            <w:r>
+              <w:rPr>
+                <w:sz w:val="26"/>
+                <w:szCs w:val="26"/>
+              </w:rPr>
               <w:fldChar w:fldCharType="end"/>
             </w:r>
             <w:r>
@@ -2424,6 +2507,13 @@
                 <w:sz w:val="26"/>
                 <w:szCs w:val="26"/>
               </w:rPr>
+              <w:fldChar w:fldCharType="separate"/>
+            </w:r>
+            <w:r>
+              <w:rPr>
+                <w:sz w:val="26"/>
+                <w:szCs w:val="26"/>
+              </w:rPr>
               <w:fldChar w:fldCharType="end"/>
             </w:r>
             <w:r>
@@ -2477,6 +2567,13 @@
                 <w:sz w:val="26"/>
                 <w:szCs w:val="26"/>
               </w:rPr>
+              <w:fldChar w:fldCharType="separate"/>
+            </w:r>
+            <w:r>
+              <w:rPr>
+                <w:sz w:val="26"/>
+                <w:szCs w:val="26"/>
+              </w:rPr>
               <w:fldChar w:fldCharType="end"/>
             </w:r>
             <w:r>
@@ -2625,6 +2722,13 @@
                 <w:sz w:val="26"/>
                 <w:szCs w:val="26"/>
               </w:rPr>
+              <w:fldChar w:fldCharType="separate"/>
+            </w:r>
+            <w:r>
+              <w:rPr>
+                <w:sz w:val="26"/>
+                <w:szCs w:val="26"/>
+              </w:rPr>
               <w:fldChar w:fldCharType="end"/>
             </w:r>
             <w:r>
@@ -2669,6 +2773,13 @@
                 <w:sz w:val="26"/>
                 <w:szCs w:val="26"/>
               </w:rPr>
+              <w:fldChar w:fldCharType="separate"/>
+            </w:r>
+            <w:r>
+              <w:rPr>
+                <w:sz w:val="26"/>
+                <w:szCs w:val="26"/>
+              </w:rPr>
               <w:fldChar w:fldCharType="end"/>
             </w:r>
             <w:r>
@@ -2831,6 +2942,13 @@
                 <w:sz w:val="26"/>
                 <w:szCs w:val="26"/>
               </w:rPr>
+              <w:fldChar w:fldCharType="separate"/>
+            </w:r>
+            <w:r>
+              <w:rPr>
+                <w:sz w:val="26"/>
+                <w:szCs w:val="26"/>
+              </w:rPr>
               <w:fldChar w:fldCharType="end"/>
             </w:r>
             <w:r>
@@ -2877,6 +2995,13 @@
                 <w:sz w:val="26"/>
                 <w:szCs w:val="26"/>
               </w:rPr>
+              <w:fldChar w:fldCharType="separate"/>
+            </w:r>
+            <w:r>
+              <w:rPr>
+                <w:sz w:val="26"/>
+                <w:szCs w:val="26"/>
+              </w:rPr>
               <w:fldChar w:fldCharType="end"/>
             </w:r>
             <w:r>
@@ -2933,6 +3058,13 @@
                 <w:sz w:val="26"/>
                 <w:szCs w:val="26"/>
               </w:rPr>
+              <w:fldChar w:fldCharType="separate"/>
+            </w:r>
+            <w:r>
+              <w:rPr>
+                <w:sz w:val="26"/>
+                <w:szCs w:val="26"/>
+              </w:rPr>
               <w:fldChar w:fldCharType="end"/>
             </w:r>
             <w:r>
@@ -3044,6 +3176,13 @@
                 <w:sz w:val="26"/>
                 <w:szCs w:val="26"/>
               </w:rPr>
+              <w:fldChar w:fldCharType="separate"/>
+            </w:r>
+            <w:r>
+              <w:rPr>
+                <w:sz w:val="26"/>
+                <w:szCs w:val="26"/>
+              </w:rPr>
               <w:fldChar w:fldCharType="end"/>
             </w:r>
             <w:r>
@@ -3088,6 +3227,13 @@
                 <w:sz w:val="26"/>
                 <w:szCs w:val="26"/>
               </w:rPr>
+              <w:fldChar w:fldCharType="separate"/>
+            </w:r>
+            <w:r>
+              <w:rPr>
+                <w:sz w:val="26"/>
+                <w:szCs w:val="26"/>
+              </w:rPr>
               <w:fldChar w:fldCharType="end"/>
             </w:r>
             <w:r>
@@ -3142,6 +3288,13 @@
                 <w:sz w:val="26"/>
                 <w:szCs w:val="26"/>
               </w:rPr>
+              <w:fldChar w:fldCharType="separate"/>
+            </w:r>
+            <w:r>
+              <w:rPr>
+                <w:sz w:val="26"/>
+                <w:szCs w:val="26"/>
+              </w:rPr>
               <w:fldChar w:fldCharType="end"/>
             </w:r>
             <w:r>
@@ -3269,6 +3422,13 @@
                 <w:sz w:val="26"/>
                 <w:szCs w:val="26"/>
               </w:rPr>
+              <w:fldChar w:fldCharType="separate"/>
+            </w:r>
+            <w:r>
+              <w:rPr>
+                <w:sz w:val="26"/>
+                <w:szCs w:val="26"/>
+              </w:rPr>
               <w:fldChar w:fldCharType="end"/>
             </w:r>
             <w:r>
@@ -3313,6 +3473,13 @@
                 <w:sz w:val="26"/>
                 <w:szCs w:val="26"/>
               </w:rPr>
+              <w:fldChar w:fldCharType="separate"/>
+            </w:r>
+            <w:r>
+              <w:rPr>
+                <w:sz w:val="26"/>
+                <w:szCs w:val="26"/>
+              </w:rPr>
               <w:fldChar w:fldCharType="end"/>
             </w:r>
             <w:r>
@@ -3433,6 +3600,13 @@
                 <w:sz w:val="26"/>
                 <w:szCs w:val="26"/>
               </w:rPr>
+              <w:fldChar w:fldCharType="separate"/>
+            </w:r>
+            <w:r>
+              <w:rPr>
+                <w:sz w:val="26"/>
+                <w:szCs w:val="26"/>
+              </w:rPr>
               <w:fldChar w:fldCharType="end"/>
             </w:r>
             <w:r>
@@ -3477,6 +3651,13 @@
                 <w:sz w:val="26"/>
                 <w:szCs w:val="26"/>
               </w:rPr>
+              <w:fldChar w:fldCharType="separate"/>
+            </w:r>
+            <w:r>
+              <w:rPr>
+                <w:sz w:val="26"/>
+                <w:szCs w:val="26"/>
+              </w:rPr>
               <w:fldChar w:fldCharType="end"/>
             </w:r>
             <w:r>
@@ -3597,6 +3778,13 @@
                 <w:sz w:val="26"/>
                 <w:szCs w:val="26"/>
               </w:rPr>
+              <w:fldChar w:fldCharType="separate"/>
+            </w:r>
+            <w:r>
+              <w:rPr>
+                <w:sz w:val="26"/>
+                <w:szCs w:val="26"/>
+              </w:rPr>
               <w:fldChar w:fldCharType="end"/>
             </w:r>
             <w:r>
@@ -3641,6 +3829,13 @@
                 <w:sz w:val="26"/>
                 <w:szCs w:val="26"/>
               </w:rPr>
+              <w:fldChar w:fldCharType="separate"/>
+            </w:r>
+            <w:r>
+              <w:rPr>
+                <w:sz w:val="26"/>
+                <w:szCs w:val="26"/>
+              </w:rPr>
               <w:fldChar w:fldCharType="end"/>
             </w:r>
             <w:r>
@@ -3813,6 +4008,13 @@
                 <w:sz w:val="26"/>
                 <w:szCs w:val="26"/>
               </w:rPr>
+              <w:fldChar w:fldCharType="separate"/>
+            </w:r>
+            <w:r>
+              <w:rPr>
+                <w:sz w:val="26"/>
+                <w:szCs w:val="26"/>
+              </w:rPr>
               <w:fldChar w:fldCharType="end"/>
             </w:r>
             <w:r>
@@ -3857,6 +4059,13 @@
                 <w:sz w:val="26"/>
                 <w:szCs w:val="26"/>
               </w:rPr>
+              <w:fldChar w:fldCharType="separate"/>
+            </w:r>
+            <w:r>
+              <w:rPr>
+                <w:sz w:val="26"/>
+                <w:szCs w:val="26"/>
+              </w:rPr>
               <w:fldChar w:fldCharType="end"/>
             </w:r>
             <w:r>
@@ -3910,6 +4119,13 @@
                 <w:sz w:val="26"/>
                 <w:szCs w:val="26"/>
               </w:rPr>
+              <w:fldChar w:fldCharType="separate"/>
+            </w:r>
+            <w:r>
+              <w:rPr>
+                <w:sz w:val="26"/>
+                <w:szCs w:val="26"/>
+              </w:rPr>
               <w:fldChar w:fldCharType="end"/>
             </w:r>
             <w:r>
@@ -4073,6 +4289,13 @@
                 <w:sz w:val="26"/>
                 <w:szCs w:val="26"/>
               </w:rPr>
+              <w:fldChar w:fldCharType="separate"/>
+            </w:r>
+            <w:r>
+              <w:rPr>
+                <w:sz w:val="26"/>
+                <w:szCs w:val="26"/>
+              </w:rPr>
               <w:fldChar w:fldCharType="end"/>
             </w:r>
             <w:r>
@@ -4117,6 +4340,13 @@
                 <w:sz w:val="26"/>
                 <w:szCs w:val="26"/>
               </w:rPr>
+              <w:fldChar w:fldCharType="separate"/>
+            </w:r>
+            <w:r>
+              <w:rPr>
+                <w:sz w:val="26"/>
+                <w:szCs w:val="26"/>
+              </w:rPr>
               <w:fldChar w:fldCharType="end"/>
             </w:r>
             <w:r>
@@ -4170,6 +4400,13 @@
                 <w:sz w:val="26"/>
                 <w:szCs w:val="26"/>
               </w:rPr>
+              <w:fldChar w:fldCharType="separate"/>
+            </w:r>
+            <w:r>
+              <w:rPr>
+                <w:sz w:val="26"/>
+                <w:szCs w:val="26"/>
+              </w:rPr>
               <w:fldChar w:fldCharType="end"/>
             </w:r>
             <w:r>
@@ -4396,6 +4633,13 @@
           <w:sz w:val="26"/>
           <w:szCs w:val="26"/>
         </w:rPr>
+        <w:fldChar w:fldCharType="separate"/>
+      </w:r>
+      <w:r>
+        <w:rPr>
+          <w:sz w:val="26"/>
+          <w:szCs w:val="26"/>
+        </w:rPr>
         <w:fldChar w:fldCharType="end"/>
       </w:r>
       <w:r>
@@ -4449,6 +4693,13 @@
           <w:sz w:val="26"/>
           <w:szCs w:val="26"/>
         </w:rPr>
+        <w:fldChar w:fldCharType="separate"/>
+      </w:r>
+      <w:r>
+        <w:rPr>
+          <w:sz w:val="26"/>
+          <w:szCs w:val="26"/>
+        </w:rPr>
         <w:fldChar w:fldCharType="end"/>
       </w:r>
     </w:p>
@@ -4504,6 +4755,13 @@
           <w:sz w:val="26"/>
           <w:szCs w:val="26"/>
         </w:rPr>
+        <w:fldChar w:fldCharType="separate"/>
+      </w:r>
+      <w:r>
+        <w:rPr>
+          <w:sz w:val="26"/>
+          <w:szCs w:val="26"/>
+        </w:rPr>
         <w:fldChar w:fldCharType="end"/>
       </w:r>
       <w:r>
@@ -4581,6 +4839,13 @@
           <w:sz w:val="26"/>
           <w:szCs w:val="26"/>
         </w:rPr>
+        <w:fldChar w:fldCharType="separate"/>
+      </w:r>
+      <w:r>
+        <w:rPr>
+          <w:sz w:val="26"/>
+          <w:szCs w:val="26"/>
+        </w:rPr>
         <w:fldChar w:fldCharType="end"/>
       </w:r>
       <w:r>
@@ -4652,6 +4917,13 @@
           <w:sz w:val="26"/>
           <w:szCs w:val="26"/>
         </w:rPr>
+      </w:r>
+      <w:r>
+        <w:rPr>
+          <w:sz w:val="26"/>
+          <w:szCs w:val="26"/>
+        </w:rPr>
+        <w:fldChar w:fldCharType="separate"/>
       </w:r>
       <w:r>
         <w:rPr>
@@ -4925,7 +5197,7 @@
 </file>
 
 <file path=word/endnotes.xml><?xml version="1.0" encoding="utf-8"?>
-<w:endnotes xmlns:wpc="http://schemas.microsoft.com/office/word/2010/wordprocessingCanvas" xmlns:cx="http://schemas.microsoft.com/office/drawing/2014/chartex" xmlns:cx1="http://schemas.microsoft.com/office/drawing/2015/9/8/chartex" xmlns:cx2="http://schemas.microsoft.com/office/drawing/2015/10/21/chartex" xmlns:cx3="http://schemas.microsoft.com/office/drawing/2016/5/9/chartex" xmlns:cx4="http://schemas.microsoft.com/office/drawing/2016/5/10/chartex" xmlns:cx5="http://schemas.microsoft.com/office/drawing/2016/5/11/chartex" xmlns:cx6="http://schemas.microsoft.com/office/drawing/2016/5/12/chartex" xmlns:cx7="http://schemas.microsoft.com/office/drawing/2016/5/13/chartex" xmlns:cx8="http://schemas.microsoft.com/office/drawing/2016/5/14/chartex" xmlns:mc="http://schemas.openxmlformats.org/markup-compatibility/2006" xmlns:aink="http://schemas.microsoft.com/office/drawing/2016/ink" xmlns:am3d="http://schemas.microsoft.com/office/drawing/2017/model3d" xmlns:o="urn:schemas-microsoft-com:office:office" xmlns:oel="http://schemas.microsoft.com/office/2019/extlst" xmlns:r="http://schemas.openxmlformats.org/officeDocument/2006/relationships" xmlns:m="http://schemas.openxmlformats.org/officeDocument/2006/math" xmlns:v="urn:schemas-microsoft-com:vml" xmlns:wp14="http://schemas.microsoft.com/office/word/2010/wordprocessingDrawing" xmlns:wp="http://schemas.openxmlformats.org/drawingml/2006/wordprocessingDrawing" xmlns:w10="urn:schemas-microsoft-com:office:word" xmlns:w="http://schemas.openxmlformats.org/wordprocessingml/2006/main" xmlns:w14="http://schemas.microsoft.com/office/word/2010/wordml" xmlns:w15="http://schemas.microsoft.com/office/word/2012/wordml" xmlns:w16cei="http://schemas.microsoft.com/office/word/2026/wordml/cei" xmlns:w16cex="http://schemas.microsoft.com/office/word/2018/wordml/cex" xmlns:w16cid="http://schemas.microsoft.com/office/word/2016/wordml/cid" xmlns:w16="http://schemas.microsoft.com/office/word/2018/wordml" xmlns:w16du="http://schemas.microsoft.com/office/word/2023/wordml/word16du" xmlns:w16sdtdh="http://schemas.microsoft.com/office/word/2020/wordml/sdtdatahash" xmlns:w16sdtfl="http://schemas.microsoft.com/office/word/2024/wordml/sdtformatlock" xmlns:w16se="http://schemas.microsoft.com/office/word/2015/wordml/symex" xmlns:wpg="http://schemas.microsoft.com/office/word/2010/wordprocessingGroup" xmlns:wpi="http://schemas.microsoft.com/office/word/2010/wordprocessingInk" xmlns:wne="http://schemas.microsoft.com/office/word/2006/wordml" xmlns:wps="http://schemas.microsoft.com/office/word/2010/wordprocessingShape" mc:Ignorable="w14 w15 w16se w16cid w16 w16cex w16sdtdh w16sdtfl w16du wp14">
+<w:endnotes xmlns:wpc="http://schemas.microsoft.com/office/word/2010/wordprocessingCanvas" xmlns:cx="http://schemas.microsoft.com/office/drawing/2014/chartex" xmlns:cx1="http://schemas.microsoft.com/office/drawing/2015/9/8/chartex" xmlns:cx2="http://schemas.microsoft.com/office/drawing/2015/10/21/chartex" xmlns:cx3="http://schemas.microsoft.com/office/drawing/2016/5/9/chartex" xmlns:cx4="http://schemas.microsoft.com/office/drawing/2016/5/10/chartex" xmlns:cx5="http://schemas.microsoft.com/office/drawing/2016/5/11/chartex" xmlns:cx6="http://schemas.microsoft.com/office/drawing/2016/5/12/chartex" xmlns:cx7="http://schemas.microsoft.com/office/drawing/2016/5/13/chartex" xmlns:cx8="http://schemas.microsoft.com/office/drawing/2016/5/14/chartex" xmlns:mc="http://schemas.openxmlformats.org/markup-compatibility/2006" xmlns:aink="http://schemas.microsoft.com/office/drawing/2016/ink" xmlns:am3d="http://schemas.microsoft.com/office/drawing/2017/model3d" xmlns:o="urn:schemas-microsoft-com:office:office" xmlns:oel="http://schemas.microsoft.com/office/2019/extlst" xmlns:r="http://schemas.openxmlformats.org/officeDocument/2006/relationships" xmlns:m="http://schemas.openxmlformats.org/officeDocument/2006/math" xmlns:v="urn:schemas-microsoft-com:vml" xmlns:wp14="http://schemas.microsoft.com/office/word/2010/wordprocessingDrawing" xmlns:wp="http://schemas.openxmlformats.org/drawingml/2006/wordprocessingDrawing" xmlns:w10="urn:schemas-microsoft-com:office:word" xmlns:w="http://schemas.openxmlformats.org/wordprocessingml/2006/main" xmlns:w14="http://schemas.microsoft.com/office/word/2010/wordml" xmlns:w15="http://schemas.microsoft.com/office/word/2012/wordml" xmlns:w16cex="http://schemas.microsoft.com/office/word/2018/wordml/cex" xmlns:w16cid="http://schemas.microsoft.com/office/word/2016/wordml/cid" xmlns:w16="http://schemas.microsoft.com/office/word/2018/wordml" xmlns:w16du="http://schemas.microsoft.com/office/word/2023/wordml/word16du" xmlns:w16sdtdh="http://schemas.microsoft.com/office/word/2020/wordml/sdtdatahash" xmlns:w16sdtfl="http://schemas.microsoft.com/office/word/2024/wordml/sdtformatlock" xmlns:w16se="http://schemas.microsoft.com/office/word/2015/wordml/symex" xmlns:wpg="http://schemas.microsoft.com/office/word/2010/wordprocessingGroup" xmlns:wpi="http://schemas.microsoft.com/office/word/2010/wordprocessingInk" xmlns:wne="http://schemas.microsoft.com/office/word/2006/wordml" xmlns:wps="http://schemas.microsoft.com/office/word/2010/wordprocessingShape" mc:Ignorable="w14 w15 w16se w16cid w16 w16cex w16sdtdh w16sdtfl w16du wp14">
   <w:endnote w:type="separator" w:id="-1">
     <w:p>
       <w:r>
@@ -4944,7 +5216,7 @@
 </file>
 
 <file path=word/footnotes.xml><?xml version="1.0" encoding="utf-8"?>
-<w:footnotes xmlns:wpc="http://schemas.microsoft.com/office/word/2010/wordprocessingCanvas" xmlns:cx="http://schemas.microsoft.com/office/drawing/2014/chartex" xmlns:cx1="http://schemas.microsoft.com/office/drawing/2015/9/8/chartex" xmlns:cx2="http://schemas.microsoft.com/office/drawing/2015/10/21/chartex" xmlns:cx3="http://schemas.microsoft.com/office/drawing/2016/5/9/chartex" xmlns:cx4="http://schemas.microsoft.com/office/drawing/2016/5/10/chartex" xmlns:cx5="http://schemas.microsoft.com/office/drawing/2016/5/11/chartex" xmlns:cx6="http://schemas.microsoft.com/office/drawing/2016/5/12/chartex" xmlns:cx7="http://schemas.microsoft.com/office/drawing/2016/5/13/chartex" xmlns:cx8="http://schemas.microsoft.com/office/drawing/2016/5/14/chartex" xmlns:mc="http://schemas.openxmlformats.org/markup-compatibility/2006" xmlns:aink="http://schemas.microsoft.com/office/drawing/2016/ink" xmlns:am3d="http://schemas.microsoft.com/office/drawing/2017/model3d" xmlns:o="urn:schemas-microsoft-com:office:office" xmlns:oel="http://schemas.microsoft.com/office/2019/extlst" xmlns:r="http://schemas.openxmlformats.org/officeDocument/2006/relationships" xmlns:m="http://schemas.openxmlformats.org/officeDocument/2006/math" xmlns:v="urn:schemas-microsoft-com:vml" xmlns:wp14="http://schemas.microsoft.com/office/word/2010/wordprocessingDrawing" xmlns:wp="http://schemas.openxmlformats.org/drawingml/2006/wordprocessingDrawing" xmlns:w10="urn:schemas-microsoft-com:office:word" xmlns:w="http://schemas.openxmlformats.org/wordprocessingml/2006/main" xmlns:w14="http://schemas.microsoft.com/office/word/2010/wordml" xmlns:w15="http://schemas.microsoft.com/office/word/2012/wordml" xmlns:w16cei="http://schemas.microsoft.com/office/word/2026/wordml/cei" xmlns:w16cex="http://schemas.microsoft.com/office/word/2018/wordml/cex" xmlns:w16cid="http://schemas.microsoft.com/office/word/2016/wordml/cid" xmlns:w16="http://schemas.microsoft.com/office/word/2018/wordml" xmlns:w16du="http://schemas.microsoft.com/office/word/2023/wordml/word16du" xmlns:w16sdtdh="http://schemas.microsoft.com/office/word/2020/wordml/sdtdatahash" xmlns:w16sdtfl="http://schemas.microsoft.com/office/word/2024/wordml/sdtformatlock" xmlns:w16se="http://schemas.microsoft.com/office/word/2015/wordml/symex" xmlns:wpg="http://schemas.microsoft.com/office/word/2010/wordprocessingGroup" xmlns:wpi="http://schemas.microsoft.com/office/word/2010/wordprocessingInk" xmlns:wne="http://schemas.microsoft.com/office/word/2006/wordml" xmlns:wps="http://schemas.microsoft.com/office/word/2010/wordprocessingShape" mc:Ignorable="w14 w15 w16se w16cid w16 w16cex w16sdtdh w16sdtfl w16du wp14">
+<w:footnotes xmlns:wpc="http://schemas.microsoft.com/office/word/2010/wordprocessingCanvas" xmlns:cx="http://schemas.microsoft.com/office/drawing/2014/chartex" xmlns:cx1="http://schemas.microsoft.com/office/drawing/2015/9/8/chartex" xmlns:cx2="http://schemas.microsoft.com/office/drawing/2015/10/21/chartex" xmlns:cx3="http://schemas.microsoft.com/office/drawing/2016/5/9/chartex" xmlns:cx4="http://schemas.microsoft.com/office/drawing/2016/5/10/chartex" xmlns:cx5="http://schemas.microsoft.com/office/drawing/2016/5/11/chartex" xmlns:cx6="http://schemas.microsoft.com/office/drawing/2016/5/12/chartex" xmlns:cx7="http://schemas.microsoft.com/office/drawing/2016/5/13/chartex" xmlns:cx8="http://schemas.microsoft.com/office/drawing/2016/5/14/chartex" xmlns:mc="http://schemas.openxmlformats.org/markup-compatibility/2006" xmlns:aink="http://schemas.microsoft.com/office/drawing/2016/ink" xmlns:am3d="http://schemas.microsoft.com/office/drawing/2017/model3d" xmlns:o="urn:schemas-microsoft-com:office:office" xmlns:oel="http://schemas.microsoft.com/office/2019/extlst" xmlns:r="http://schemas.openxmlformats.org/officeDocument/2006/relationships" xmlns:m="http://schemas.openxmlformats.org/officeDocument/2006/math" xmlns:v="urn:schemas-microsoft-com:vml" xmlns:wp14="http://schemas.microsoft.com/office/word/2010/wordprocessingDrawing" xmlns:wp="http://schemas.openxmlformats.org/drawingml/2006/wordprocessingDrawing" xmlns:w10="urn:schemas-microsoft-com:office:word" xmlns:w="http://schemas.openxmlformats.org/wordprocessingml/2006/main" xmlns:w14="http://schemas.microsoft.com/office/word/2010/wordml" xmlns:w15="http://schemas.microsoft.com/office/word/2012/wordml" xmlns:w16cex="http://schemas.microsoft.com/office/word/2018/wordml/cex" xmlns:w16cid="http://schemas.microsoft.com/office/word/2016/wordml/cid" xmlns:w16="http://schemas.microsoft.com/office/word/2018/wordml" xmlns:w16du="http://schemas.microsoft.com/office/word/2023/wordml/word16du" xmlns:w16sdtdh="http://schemas.microsoft.com/office/word/2020/wordml/sdtdatahash" xmlns:w16sdtfl="http://schemas.microsoft.com/office/word/2024/wordml/sdtformatlock" xmlns:w16se="http://schemas.microsoft.com/office/word/2015/wordml/symex" xmlns:wpg="http://schemas.microsoft.com/office/word/2010/wordprocessingGroup" xmlns:wpi="http://schemas.microsoft.com/office/word/2010/wordprocessingInk" xmlns:wne="http://schemas.microsoft.com/office/word/2006/wordml" xmlns:wps="http://schemas.microsoft.com/office/word/2010/wordprocessingShape" mc:Ignorable="w14 w15 w16se w16cid w16 w16cex w16sdtdh w16sdtfl w16du wp14">
   <w:footnote w:type="separator" w:id="-1">
     <w:p>
       <w:r>
@@ -4963,7 +5235,7 @@
 </file>
 
 <file path=word/header1.xml><?xml version="1.0" encoding="utf-8"?>
-<w:hdr xmlns:wpc="http://schemas.microsoft.com/office/word/2010/wordprocessingCanvas" xmlns:cx="http://schemas.microsoft.com/office/drawing/2014/chartex" xmlns:cx1="http://schemas.microsoft.com/office/drawing/2015/9/8/chartex" xmlns:cx2="http://schemas.microsoft.com/office/drawing/2015/10/21/chartex" xmlns:cx3="http://schemas.microsoft.com/office/drawing/2016/5/9/chartex" xmlns:cx4="http://schemas.microsoft.com/office/drawing/2016/5/10/chartex" xmlns:cx5="http://schemas.microsoft.com/office/drawing/2016/5/11/chartex" xmlns:cx6="http://schemas.microsoft.com/office/drawing/2016/5/12/chartex" xmlns:cx7="http://schemas.microsoft.com/office/drawing/2016/5/13/chartex" xmlns:cx8="http://schemas.microsoft.com/office/drawing/2016/5/14/chartex" xmlns:mc="http://schemas.openxmlformats.org/markup-compatibility/2006" xmlns:aink="http://schemas.microsoft.com/office/drawing/2016/ink" xmlns:am3d="http://schemas.microsoft.com/office/drawing/2017/model3d" xmlns:o="urn:schemas-microsoft-com:office:office" xmlns:oel="http://schemas.microsoft.com/office/2019/extlst" xmlns:r="http://schemas.openxmlformats.org/officeDocument/2006/relationships" xmlns:m="http://schemas.openxmlformats.org/officeDocument/2006/math" xmlns:v="urn:schemas-microsoft-com:vml" xmlns:wp14="http://schemas.microsoft.com/office/word/2010/wordprocessingDrawing" xmlns:wp="http://schemas.openxmlformats.org/drawingml/2006/wordprocessingDrawing" xmlns:w10="urn:schemas-microsoft-com:office:word" xmlns:w="http://schemas.openxmlformats.org/wordprocessingml/2006/main" xmlns:w14="http://schemas.microsoft.com/office/word/2010/wordml" xmlns:w15="http://schemas.microsoft.com/office/word/2012/wordml" xmlns:w16cei="http://schemas.microsoft.com/office/word/2026/wordml/cei" xmlns:w16cex="http://schemas.microsoft.com/office/word/2018/wordml/cex" xmlns:w16cid="http://schemas.microsoft.com/office/word/2016/wordml/cid" xmlns:w16="http://schemas.microsoft.com/office/word/2018/wordml" xmlns:w16du="http://schemas.microsoft.com/office/word/2023/wordml/word16du" xmlns:w16sdtdh="http://schemas.microsoft.com/office/word/2020/wordml/sdtdatahash" xmlns:w16sdtfl="http://schemas.microsoft.com/office/word/2024/wordml/sdtformatlock" xmlns:w16se="http://schemas.microsoft.com/office/word/2015/wordml/symex" xmlns:wpg="http://schemas.microsoft.com/office/word/2010/wordprocessingGroup" xmlns:wpi="http://schemas.microsoft.com/office/word/2010/wordprocessingInk" xmlns:wne="http://schemas.microsoft.com/office/word/2006/wordml" xmlns:wps="http://schemas.microsoft.com/office/word/2010/wordprocessingShape" mc:Ignorable="w14 w15 w16se w16cid w16 w16cex w16sdtdh w16sdtfl w16du wp14">
+<w:hdr xmlns:wpc="http://schemas.microsoft.com/office/word/2010/wordprocessingCanvas" xmlns:cx="http://schemas.microsoft.com/office/drawing/2014/chartex" xmlns:cx1="http://schemas.microsoft.com/office/drawing/2015/9/8/chartex" xmlns:cx2="http://schemas.microsoft.com/office/drawing/2015/10/21/chartex" xmlns:cx3="http://schemas.microsoft.com/office/drawing/2016/5/9/chartex" xmlns:cx4="http://schemas.microsoft.com/office/drawing/2016/5/10/chartex" xmlns:cx5="http://schemas.microsoft.com/office/drawing/2016/5/11/chartex" xmlns:cx6="http://schemas.microsoft.com/office/drawing/2016/5/12/chartex" xmlns:cx7="http://schemas.microsoft.com/office/drawing/2016/5/13/chartex" xmlns:cx8="http://schemas.microsoft.com/office/drawing/2016/5/14/chartex" xmlns:mc="http://schemas.openxmlformats.org/markup-compatibility/2006" xmlns:aink="http://schemas.microsoft.com/office/drawing/2016/ink" xmlns:am3d="http://schemas.microsoft.com/office/drawing/2017/model3d" xmlns:o="urn:schemas-microsoft-com:office:office" xmlns:oel="http://schemas.microsoft.com/office/2019/extlst" xmlns:r="http://schemas.openxmlformats.org/officeDocument/2006/relationships" xmlns:m="http://schemas.openxmlformats.org/officeDocument/2006/math" xmlns:v="urn:schemas-microsoft-com:vml" xmlns:wp14="http://schemas.microsoft.com/office/word/2010/wordprocessingDrawing" xmlns:wp="http://schemas.openxmlformats.org/drawingml/2006/wordprocessingDrawing" xmlns:w10="urn:schemas-microsoft-com:office:word" xmlns:w="http://schemas.openxmlformats.org/wordprocessingml/2006/main" xmlns:w14="http://schemas.microsoft.com/office/word/2010/wordml" xmlns:w15="http://schemas.microsoft.com/office/word/2012/wordml" xmlns:w16cex="http://schemas.microsoft.com/office/word/2018/wordml/cex" xmlns:w16cid="http://schemas.microsoft.com/office/word/2016/wordml/cid" xmlns:w16="http://schemas.microsoft.com/office/word/2018/wordml" xmlns:w16du="http://schemas.microsoft.com/office/word/2023/wordml/word16du" xmlns:w16sdtdh="http://schemas.microsoft.com/office/word/2020/wordml/sdtdatahash" xmlns:w16sdtfl="http://schemas.microsoft.com/office/word/2024/wordml/sdtformatlock" xmlns:w16se="http://schemas.microsoft.com/office/word/2015/wordml/symex" xmlns:wpg="http://schemas.microsoft.com/office/word/2010/wordprocessingGroup" xmlns:wpi="http://schemas.microsoft.com/office/word/2010/wordprocessingInk" xmlns:wne="http://schemas.microsoft.com/office/word/2006/wordml" xmlns:wps="http://schemas.microsoft.com/office/word/2010/wordprocessingShape" mc:Ignorable="w14 w15 w16se w16cid w16 w16cex w16sdtdh w16sdtfl w16du wp14">
   <w:tbl>
     <w:tblPr>
       <w:tblW w:w="4774" w:type="pct"/>
@@ -5052,7 +5324,7 @@
 </file>
 
 <file path=word/numbering.xml><?xml version="1.0" encoding="utf-8"?>
-<w:numbering xmlns:wpc="http://schemas.microsoft.com/office/word/2010/wordprocessingCanvas" xmlns:cx="http://schemas.microsoft.com/office/drawing/2014/chartex" xmlns:cx1="http://schemas.microsoft.com/office/drawing/2015/9/8/chartex" xmlns:cx2="http://schemas.microsoft.com/office/drawing/2015/10/21/chartex" xmlns:cx3="http://schemas.microsoft.com/office/drawing/2016/5/9/chartex" xmlns:cx4="http://schemas.microsoft.com/office/drawing/2016/5/10/chartex" xmlns:cx5="http://schemas.microsoft.com/office/drawing/2016/5/11/chartex" xmlns:cx6="http://schemas.microsoft.com/office/drawing/2016/5/12/chartex" xmlns:cx7="http://schemas.microsoft.com/office/drawing/2016/5/13/chartex" xmlns:cx8="http://schemas.microsoft.com/office/drawing/2016/5/14/chartex" xmlns:mc="http://schemas.openxmlformats.org/markup-compatibility/2006" xmlns:aink="http://schemas.microsoft.com/office/drawing/2016/ink" xmlns:am3d="http://schemas.microsoft.com/office/drawing/2017/model3d" xmlns:o="urn:schemas-microsoft-com:office:office" xmlns:oel="http://schemas.microsoft.com/office/2019/extlst" xmlns:r="http://schemas.openxmlformats.org/officeDocument/2006/relationships" xmlns:m="http://schemas.openxmlformats.org/officeDocument/2006/math" xmlns:v="urn:schemas-microsoft-com:vml" xmlns:wp14="http://schemas.microsoft.com/office/word/2010/wordprocessingDrawing" xmlns:wp="http://schemas.openxmlformats.org/drawingml/2006/wordprocessingDrawing" xmlns:w10="urn:schemas-microsoft-com:office:word" xmlns:w="http://schemas.openxmlformats.org/wordprocessingml/2006/main" xmlns:w14="http://schemas.microsoft.com/office/word/2010/wordml" xmlns:w15="http://schemas.microsoft.com/office/word/2012/wordml" xmlns:w16cei="http://schemas.microsoft.com/office/word/2026/wordml/cei" xmlns:w16cex="http://schemas.microsoft.com/office/word/2018/wordml/cex" xmlns:w16cid="http://schemas.microsoft.com/office/word/2016/wordml/cid" xmlns:w16="http://schemas.microsoft.com/office/word/2018/wordml" xmlns:w16du="http://schemas.microsoft.com/office/word/2023/wordml/word16du" xmlns:w16sdtdh="http://schemas.microsoft.com/office/word/2020/wordml/sdtdatahash" xmlns:w16sdtfl="http://schemas.microsoft.com/office/word/2024/wordml/sdtformatlock" xmlns:w16se="http://schemas.microsoft.com/office/word/2015/wordml/symex" xmlns:wpg="http://schemas.microsoft.com/office/word/2010/wordprocessingGroup" xmlns:wpi="http://schemas.microsoft.com/office/word/2010/wordprocessingInk" xmlns:wne="http://schemas.microsoft.com/office/word/2006/wordml" xmlns:wps="http://schemas.microsoft.com/office/word/2010/wordprocessingShape" mc:Ignorable="w14 w15 w16se w16cid w16 w16cex w16sdtdh w16sdtfl w16du wp14">
+<w:numbering xmlns:wpc="http://schemas.microsoft.com/office/word/2010/wordprocessingCanvas" xmlns:cx="http://schemas.microsoft.com/office/drawing/2014/chartex" xmlns:cx1="http://schemas.microsoft.com/office/drawing/2015/9/8/chartex" xmlns:cx2="http://schemas.microsoft.com/office/drawing/2015/10/21/chartex" xmlns:cx3="http://schemas.microsoft.com/office/drawing/2016/5/9/chartex" xmlns:cx4="http://schemas.microsoft.com/office/drawing/2016/5/10/chartex" xmlns:cx5="http://schemas.microsoft.com/office/drawing/2016/5/11/chartex" xmlns:cx6="http://schemas.microsoft.com/office/drawing/2016/5/12/chartex" xmlns:cx7="http://schemas.microsoft.com/office/drawing/2016/5/13/chartex" xmlns:cx8="http://schemas.microsoft.com/office/drawing/2016/5/14/chartex" xmlns:mc="http://schemas.openxmlformats.org/markup-compatibility/2006" xmlns:aink="http://schemas.microsoft.com/office/drawing/2016/ink" xmlns:am3d="http://schemas.microsoft.com/office/drawing/2017/model3d" xmlns:o="urn:schemas-microsoft-com:office:office" xmlns:oel="http://schemas.microsoft.com/office/2019/extlst" xmlns:r="http://schemas.openxmlformats.org/officeDocument/2006/relationships" xmlns:m="http://schemas.openxmlformats.org/officeDocument/2006/math" xmlns:v="urn:schemas-microsoft-com:vml" xmlns:wp14="http://schemas.microsoft.com/office/word/2010/wordprocessingDrawing" xmlns:wp="http://schemas.openxmlformats.org/drawingml/2006/wordprocessingDrawing" xmlns:w10="urn:schemas-microsoft-com:office:word" xmlns:w="http://schemas.openxmlformats.org/wordprocessingml/2006/main" xmlns:w14="http://schemas.microsoft.com/office/word/2010/wordml" xmlns:w15="http://schemas.microsoft.com/office/word/2012/wordml" xmlns:w16cex="http://schemas.microsoft.com/office/word/2018/wordml/cex" xmlns:w16cid="http://schemas.microsoft.com/office/word/2016/wordml/cid" xmlns:w16="http://schemas.microsoft.com/office/word/2018/wordml" xmlns:w16du="http://schemas.microsoft.com/office/word/2023/wordml/word16du" xmlns:w16sdtdh="http://schemas.microsoft.com/office/word/2020/wordml/sdtdatahash" xmlns:w16sdtfl="http://schemas.microsoft.com/office/word/2024/wordml/sdtformatlock" xmlns:w16se="http://schemas.microsoft.com/office/word/2015/wordml/symex" xmlns:wpg="http://schemas.microsoft.com/office/word/2010/wordprocessingGroup" xmlns:wpi="http://schemas.microsoft.com/office/word/2010/wordprocessingInk" xmlns:wne="http://schemas.microsoft.com/office/word/2006/wordml" xmlns:wps="http://schemas.microsoft.com/office/word/2010/wordprocessingShape" mc:Ignorable="w14 w15 w16se w16cid w16 w16cex w16sdtdh w16sdtfl w16du wp14">
   <w:abstractNum w:abstractNumId="0" w15:restartNumberingAfterBreak="0">
     <w:nsid w:val="13170EDD"/>
     <w:multiLevelType w:val="hybridMultilevel"/>

--- a/01. Hồ sơ đạo đức đề cương - MẪU/Bảng kiểm đánh giá đạo đức.docx
+++ b/01. Hồ sơ đạo đức đề cương - MẪU/Bảng kiểm đánh giá đạo đức.docx
@@ -440,7 +440,23 @@
           <w:sz w:val="26"/>
           <w:szCs w:val="26"/>
         </w:rPr>
-        <w:t>Chủ nhiệm đề tài: {{CHU_NHIEM_HO_TEN}}</w:t>
+        <w:t>Chủ nhiệm đề tài:</w:t>
+      </w:r>
+      <w:r>
+        <w:rPr>
+          <w:b/>
+          <w:sz w:val="26"/>
+          <w:szCs w:val="26"/>
+        </w:rPr>
+        <w:t xml:space="preserve"> </w:t>
+      </w:r>
+      <w:r>
+        <w:rPr>
+          <w:bCs/>
+          <w:sz w:val="26"/>
+          <w:szCs w:val="26"/>
+        </w:rPr>
+        <w:t>{{CHU_NHIEM_HO_TEN}}</w:t>
       </w:r>
     </w:p>
     <w:p>
@@ -492,7 +508,25 @@
           <w:szCs w:val="26"/>
           <w:lang w:val="vi-VN"/>
         </w:rPr>
-        <w:t>Đơn vị chủ trì: {{DON_VI_CHU_TRI}}</w:t>
+        <w:t>Đơn vị chủ trì</w:t>
+      </w:r>
+      <w:r>
+        <w:rPr>
+          <w:b/>
+          <w:sz w:val="26"/>
+          <w:szCs w:val="26"/>
+          <w:lang w:val="vi-VN"/>
+        </w:rPr>
+        <w:t xml:space="preserve">: </w:t>
+      </w:r>
+      <w:r>
+        <w:rPr>
+          <w:i/>
+          <w:sz w:val="26"/>
+          <w:szCs w:val="28"/>
+          <w:lang w:val="vi-VN"/>
+        </w:rPr>
+        <w:t>{{DON_VI_CHU_TRI}}</w:t>
       </w:r>
     </w:p>
     <w:p>
